--- a/worksheets/PR_L09_AssemblyLine_Worksheet.docx
+++ b/worksheets/PR_L09_AssemblyLine_Worksheet.docx
@@ -1711,7 +1711,7 @@
                       <w:sz w:val="21"/>
                       <w:szCs w:val="21"/>
                     </w:rPr>
-                    <w:t xml:space="preserve">Write a procedure that prints a sign-off line, and call it at the end of a report.</w:t>
+                    <w:t xml:space="preserve">Write a procedure that prints a sign-off line, then call it.</w:t>
                   </w:r>
                 </w:p>
               </w:tc>
@@ -1817,7 +1817,7 @@
                       <w:sz w:val="21"/>
                       <w:szCs w:val="21"/>
                     </w:rPr>
-                    <w:t xml:space="preserve">Write a procedure that prints a horizontal rule, and use it three times to box two headings.</w:t>
+                    <w:t xml:space="preserve">Write a rule procedure and call it three times to box two headings.</w:t>
                   </w:r>
                 </w:p>
               </w:tc>
@@ -2491,7 +2491,7 @@
                       <w:sz w:val="21"/>
                       <w:szCs w:val="21"/>
                     </w:rPr>
-                    <w:t xml:space="preserve">Write a procedure with one parameter that prints a stock label, and use it for two different items.</w:t>
+                    <w:t xml:space="preserve">Write a procedure with one parameter that prints a stock label.</w:t>
                   </w:r>
                 </w:p>
               </w:tc>
@@ -2597,7 +2597,7 @@
                       <w:sz w:val="21"/>
                       <w:szCs w:val="21"/>
                     </w:rPr>
-                    <w:t xml:space="preserve">Write a procedure with two parameters that works out and prints the cost of an order.</w:t>
+                    <w:t xml:space="preserve">Write a procedure with two parameters that prints the cost of an order.</w:t>
                   </w:r>
                 </w:p>
               </w:tc>
@@ -3271,7 +3271,7 @@
                       <w:sz w:val="21"/>
                       <w:szCs w:val="21"/>
                     </w:rPr>
-                    <w:t xml:space="preserve">Write a function that returns double a number, and print what it gives back.</w:t>
+                    <w:t xml:space="preserve">Write a function that returns double a number, then print what it returns.</w:t>
                   </w:r>
                 </w:p>
               </w:tc>
@@ -3377,7 +3377,7 @@
                       <w:sz w:val="21"/>
                       <w:szCs w:val="21"/>
                     </w:rPr>
-                    <w:t xml:space="preserve">Write a function that returns the area of a rectangle. The function must return the answer, not print it.</w:t>
+                    <w:t xml:space="preserve">Write a function that returns the area of a rectangle.</w:t>
                   </w:r>
                 </w:p>
               </w:tc>
@@ -4051,7 +4051,7 @@
                       <w:sz w:val="21"/>
                       <w:szCs w:val="21"/>
                     </w:rPr>
-                    <w:t xml:space="preserve">Write one program containing a function and a procedure, and use both: the function decides, the procedure prints.</w:t>
+                    <w:t xml:space="preserve">Use a function to decide a grade and a procedure to print it.</w:t>
                   </w:r>
                 </w:p>
               </w:tc>
@@ -4725,7 +4725,7 @@
                       <w:sz w:val="21"/>
                       <w:szCs w:val="21"/>
                     </w:rPr>
-                    <w:t xml:space="preserve">Show that a variable made inside a procedure is local: the main program's variable of the same name must not change.</w:t>
+                    <w:t xml:space="preserve">Show that a variable made inside a procedure is local.</w:t>
                   </w:r>
                 </w:p>
               </w:tc>
@@ -4831,7 +4831,7 @@
                       <w:sz w:val="21"/>
                       <w:szCs w:val="21"/>
                     </w:rPr>
-                    <w:t xml:space="preserve">Two procedures both have to change one running score that lives in the main program.</w:t>
+                    <w:t xml:space="preserve">Write two procedures that both change one score in the main program.</w:t>
                   </w:r>
                 </w:p>
               </w:tc>
@@ -5505,7 +5505,7 @@
                       <w:sz w:val="21"/>
                       <w:szCs w:val="21"/>
                     </w:rPr>
-                    <w:t xml:space="preserve">Call a function once for every match in a season, inside a loop, and add up what it returns.</w:t>
+                    <w:t xml:space="preserve">Call a function once per match in a loop and total what it returns.</w:t>
                   </w:r>
                 </w:p>
               </w:tc>
@@ -5611,7 +5611,7 @@
                       <w:sz w:val="21"/>
                       <w:szCs w:val="21"/>
                     </w:rPr>
-                    <w:t xml:space="preserve">Build a booking receipt out of three subprograms, where one subprogram calls another.</w:t>
+                    <w:t xml:space="preserve">Build a booking receipt out of three subprograms, one calling another.</w:t>
                   </w:r>
                 </w:p>
               </w:tc>

--- a/worksheets/PR_L09_AssemblyLine_Worksheet.docx
+++ b/worksheets/PR_L09_AssemblyLine_Worksheet.docx
@@ -1711,7 +1711,7 @@
                       <w:sz w:val="21"/>
                       <w:szCs w:val="21"/>
                     </w:rPr>
-                    <w:t xml:space="preserve">Write a procedure that prints a sign-off line, then call it.</w:t>
+                    <w:t xml:space="preserve">Write a procedure that prints a sign-off, then call it.</w:t>
                   </w:r>
                 </w:p>
               </w:tc>
@@ -1817,7 +1817,7 @@
                       <w:sz w:val="21"/>
                       <w:szCs w:val="21"/>
                     </w:rPr>
-                    <w:t xml:space="preserve">Write a rule procedure and call it three times to box two headings.</w:t>
+                    <w:t xml:space="preserve">Write a rule procedure and call it three times around two headings.</w:t>
                   </w:r>
                 </w:p>
               </w:tc>
@@ -2491,7 +2491,7 @@
                       <w:sz w:val="21"/>
                       <w:szCs w:val="21"/>
                     </w:rPr>
-                    <w:t xml:space="preserve">Write a procedure with one parameter that prints a stock label.</w:t>
+                    <w:t xml:space="preserve">Write a procedure with one parameter that labels an item.</w:t>
                   </w:r>
                 </w:p>
               </w:tc>
@@ -2597,7 +2597,7 @@
                       <w:sz w:val="21"/>
                       <w:szCs w:val="21"/>
                     </w:rPr>
-                    <w:t xml:space="preserve">Write a procedure with two parameters that prints the cost of an order.</w:t>
+                    <w:t xml:space="preserve">Write a procedure with two parameters that prints an order's cost.</w:t>
                   </w:r>
                 </w:p>
               </w:tc>
@@ -3271,7 +3271,7 @@
                       <w:sz w:val="21"/>
                       <w:szCs w:val="21"/>
                     </w:rPr>
-                    <w:t xml:space="preserve">Write a function that returns double a number, then print what it returns.</w:t>
+                    <w:t xml:space="preserve">Write a function that returns double a number, then print it.</w:t>
                   </w:r>
                 </w:p>
               </w:tc>
@@ -3377,7 +3377,7 @@
                       <w:sz w:val="21"/>
                       <w:szCs w:val="21"/>
                     </w:rPr>
-                    <w:t xml:space="preserve">Write a function that returns the area of a rectangle.</w:t>
+                    <w:t xml:space="preserve">Write a function that returns a rectangle's area, then label it.</w:t>
                   </w:r>
                 </w:p>
               </w:tc>
@@ -4831,7 +4831,7 @@
                       <w:sz w:val="21"/>
                       <w:szCs w:val="21"/>
                     </w:rPr>
-                    <w:t xml:space="preserve">Write two procedures that both change one score in the main program.</w:t>
+                    <w:t xml:space="preserve">Write two procedures that both change one shared score.</w:t>
                   </w:r>
                 </w:p>
               </w:tc>
@@ -5611,7 +5611,7 @@
                       <w:sz w:val="21"/>
                       <w:szCs w:val="21"/>
                     </w:rPr>
-                    <w:t xml:space="preserve">Build a booking receipt out of three subprograms, one calling another.</w:t>
+                    <w:t xml:space="preserve">Build a booking receipt from three subprograms, each calling the next.</w:t>
                   </w:r>
                 </w:p>
               </w:tc>

--- a/worksheets/PR_L09_AssemblyLine_Worksheet.docx
+++ b/worksheets/PR_L09_AssemblyLine_Worksheet.docx
@@ -1711,7 +1711,7 @@
                       <w:sz w:val="21"/>
                       <w:szCs w:val="21"/>
                     </w:rPr>
-                    <w:t xml:space="preserve">Write a procedure that prints a sign-off, then call it.</w:t>
+                    <w:t xml:space="preserve">Ask the user for a title. Write a procedure called signoff that prints end of report, then display [title] and call signoff, so the title comes first.</w:t>
                   </w:r>
                 </w:p>
               </w:tc>
@@ -1817,7 +1817,7 @@
                       <w:sz w:val="21"/>
                       <w:szCs w:val="21"/>
                     </w:rPr>
-                    <w:t xml:space="preserve">Write a rule procedure and call it three times around two headings.</w:t>
+                    <w:t xml:space="preserve">Ask the user for two headings, one on each line. Write a procedure called rule that prints =====, then display the rule, the first heading, the rule, the second heading and the rule, one on each line.</w:t>
                   </w:r>
                 </w:p>
               </w:tc>
@@ -2491,7 +2491,7 @@
                       <w:sz w:val="21"/>
                       <w:szCs w:val="21"/>
                     </w:rPr>
-                    <w:t xml:space="preserve">Write a procedure with one parameter that labels an item.</w:t>
+                    <w:t xml:space="preserve">Ask the user for two item names, one on each line. Write a procedure called label that takes one word and prints item: [word]. Call it once for each name, in the order they were typed.</w:t>
                   </w:r>
                 </w:p>
               </w:tc>
@@ -2597,7 +2597,7 @@
                       <w:sz w:val="21"/>
                       <w:szCs w:val="21"/>
                     </w:rPr>
-                    <w:t xml:space="preserve">Write a procedure with two parameters that prints an order's cost.</w:t>
+                    <w:t xml:space="preserve">Ask the user for the number of packs and then the price of one pack in pence. Write a procedure called charge that takes both and prints total [packs times price]. Call it, and print nothing else.</w:t>
                   </w:r>
                 </w:p>
               </w:tc>
@@ -3271,7 +3271,7 @@
                       <w:sz w:val="21"/>
                       <w:szCs w:val="21"/>
                     </w:rPr>
-                    <w:t xml:space="preserve">Write a function that returns double a number, then print it.</w:t>
+                    <w:t xml:space="preserve">Ask the user for a whole number. Write a function called double that returns twice its parameter and prints nothing at all, then display [what double hands back] and nothing else.</w:t>
                   </w:r>
                 </w:p>
               </w:tc>
@@ -3377,7 +3377,7 @@
                       <w:sz w:val="21"/>
                       <w:szCs w:val="21"/>
                     </w:rPr>
-                    <w:t xml:space="preserve">Write a function that returns a rectangle's area, then label it.</w:t>
+                    <w:t xml:space="preserve">Ask the user for a width and then a height, both whole numbers. Write a function called area that returns width times height and holds no print at all. Store what it returns and display one line, area [that value].</w:t>
                   </w:r>
                 </w:p>
               </w:tc>
@@ -4051,7 +4051,7 @@
                       <w:sz w:val="21"/>
                       <w:szCs w:val="21"/>
                     </w:rPr>
-                    <w:t xml:space="preserve">Use a function to decide a grade and a procedure to print it.</w:t>
+                    <w:t xml:space="preserve">Ask the user for a name and then a whole number mark. Write a function called grade that returns pass for a mark of 40 or more and fail below 40, and a procedure called report that displays [name]: [that word].</w:t>
                   </w:r>
                 </w:p>
               </w:tc>
@@ -4725,7 +4725,7 @@
                       <w:sz w:val="21"/>
                       <w:szCs w:val="21"/>
                     </w:rPr>
-                    <w:t xml:space="preserve">Show that a variable made inside a procedure is local.</w:t>
+                    <w:t xml:space="preserve">Ask the user for a whole number and keep it in a variable called total. Write a procedure called boost with a local total of its own, set to 99, that prints it. Call boost, then display [the main total].</w:t>
                   </w:r>
                 </w:p>
               </w:tc>
@@ -4831,7 +4831,7 @@
                       <w:sz w:val="21"/>
                       <w:szCs w:val="21"/>
                     </w:rPr>
-                    <w:t xml:space="preserve">Write two procedures that both change one shared score.</w:t>
+                    <w:t xml:space="preserve">Write a procedure called win that adds 3 to a shared score and a procedure called draw that adds 1. Ask the user for the number of rounds, call win and then draw once per round, and display [the final score].</w:t>
                   </w:r>
                 </w:p>
               </w:tc>
@@ -5505,7 +5505,7 @@
                       <w:sz w:val="21"/>
                       <w:szCs w:val="21"/>
                     </w:rPr>
-                    <w:t xml:space="preserve">Call a function once per match in a loop and total what it returns.</w:t>
+                    <w:t xml:space="preserve">Write a function called points that returns 3 for 2 or more goals, 1 for one goal and 0 for none. Ask the user for the number of matches, then that many goal counts, one on each line. Display [the points added up].</w:t>
                   </w:r>
                 </w:p>
               </w:tc>
@@ -5611,7 +5611,7 @@
                       <w:sz w:val="21"/>
                       <w:szCs w:val="21"/>
                     </w:rPr>
-                    <w:t xml:space="preserve">Build a booking receipt from three subprograms, each calling the next.</w:t>
+                    <w:t xml:space="preserve">Ask the user for a number of nights and then a number of guests. Display nights [the number of nights], then total [the total cost] on the next line.</w:t>
                   </w:r>
                 </w:p>
               </w:tc>

--- a/worksheets/PR_L09_AssemblyLine_Worksheet.docx
+++ b/worksheets/PR_L09_AssemblyLine_Worksheet.docx
@@ -1711,7 +1711,7 @@
                       <w:sz w:val="21"/>
                       <w:szCs w:val="21"/>
                     </w:rPr>
-                    <w:t xml:space="preserve">Ask the user for a title. Write a procedure called signoff that prints end of report, then display [title] and call signoff, so the title comes first.</w:t>
+                    <w:t xml:space="preserve">Ask the user for a word. Write a procedure called finish that prints done, then display [word] and call finish, so the word comes first.</w:t>
                   </w:r>
                 </w:p>
               </w:tc>
@@ -1817,7 +1817,7 @@
                       <w:sz w:val="21"/>
                       <w:szCs w:val="21"/>
                     </w:rPr>
-                    <w:t xml:space="preserve">Ask the user for two headings, one on each line. Write a procedure called rule that prints =====, then display the rule, the first heading, the rule, the second heading and the rule, one on each line.</w:t>
+                    <w:t xml:space="preserve">Ask the user for two words, one on each line. Write a procedure called rule that prints =====, then display the rule, the first word, the rule, the second word and the rule, one on each line.</w:t>
                   </w:r>
                 </w:p>
               </w:tc>
@@ -2491,7 +2491,7 @@
                       <w:sz w:val="21"/>
                       <w:szCs w:val="21"/>
                     </w:rPr>
-                    <w:t xml:space="preserve">Ask the user for two item names, one on each line. Write a procedure called label that takes one word and prints item: [word]. Call it once for each name, in the order they were typed.</w:t>
+                    <w:t xml:space="preserve">Ask the user for two words, one on each line. Write a procedure called show that takes one word and prints value [that word]. Call it once for each word, in the order they were typed.</w:t>
                   </w:r>
                 </w:p>
               </w:tc>
@@ -2597,7 +2597,7 @@
                       <w:sz w:val="21"/>
                       <w:szCs w:val="21"/>
                     </w:rPr>
-                    <w:t xml:space="preserve">Ask the user for the number of packs and then the price of one pack in pence. Write a procedure called charge that takes both and prints total [packs times price]. Call it, and print nothing else.</w:t>
+                    <w:t xml:space="preserve">Ask the user for two whole numbers, one on each line. Write a procedure called product that takes both and prints total [the first times the second]. Call it, and print nothing else.</w:t>
                   </w:r>
                 </w:p>
               </w:tc>
@@ -3377,7 +3377,113 @@
                       <w:sz w:val="21"/>
                       <w:szCs w:val="21"/>
                     </w:rPr>
-                    <w:t xml:space="preserve">Ask the user for a width and then a height, both whole numbers. Write a function called area that returns width times height and holds no print at all. Store what it returns and display one line, area [that value].</w:t>
+                    <w:t xml:space="preserve">Ask the user for a whole number. Write a function called sign that returns the word up for a number above 0, down for a number below 0 and flat for 0, and display [what sign hands back] and nothing else.</w:t>
+                  </w:r>
+                </w:p>
+              </w:tc>
+              <w:tc>
+                <w:tcPr>
+                  <w:tcW w:type="dxa" w:w="3342"/>
+                  <w:tcBorders>
+                    <w:top w:val="single" w:color="B7C2D1" w:sz="4"/>
+                    <w:left w:val="single" w:color="B7C2D1" w:sz="4"/>
+                    <w:bottom w:val="single" w:color="B7C2D1" w:sz="4"/>
+                    <w:right w:val="single" w:color="B7C2D1" w:sz="4"/>
+                  </w:tcBorders>
+                  <w:shd w:fill="FFFFFF" w:color="auto" w:val="clear"/>
+                  <w:tcMar>
+                    <w:top w:type="dxa" w:w="80"/>
+                    <w:left w:type="dxa" w:w="120"/>
+                    <w:bottom w:type="dxa" w:w="80"/>
+                    <w:right w:type="dxa" w:w="120"/>
+                  </w:tcMar>
+                  <w:vAlign w:val="center"/>
+                </w:tcPr>
+                <w:p>
+                  <w:pPr>
+                    <w:spacing w:after="0" w:before="0"/>
+                  </w:pPr>
+                  <w:r>
+                    <w:rPr>
+                      <w:rFonts w:ascii="Arial" w:cs="Arial" w:eastAsia="Arial" w:hAnsi="Arial"/>
+                      <w:b w:val="false"/>
+                      <w:bCs w:val="false"/>
+                      <w:sz w:val="21"/>
+                      <w:szCs w:val="21"/>
+                    </w:rPr>
+                    <w:t xml:space="preserve">3</w:t>
+                  </w:r>
+                </w:p>
+              </w:tc>
+              <w:tc>
+                <w:tcPr>
+                  <w:tcW w:type="dxa" w:w="3342"/>
+                  <w:tcBorders>
+                    <w:top w:val="single" w:color="B7C2D1" w:sz="4"/>
+                    <w:left w:val="single" w:color="B7C2D1" w:sz="4"/>
+                    <w:bottom w:val="single" w:color="B7C2D1" w:sz="4"/>
+                    <w:right w:val="single" w:color="B7C2D1" w:sz="4"/>
+                  </w:tcBorders>
+                  <w:shd w:fill="FFFFFF" w:color="auto" w:val="clear"/>
+                  <w:tcMar>
+                    <w:top w:type="dxa" w:w="80"/>
+                    <w:left w:type="dxa" w:w="120"/>
+                    <w:bottom w:type="dxa" w:w="80"/>
+                    <w:right w:type="dxa" w:w="120"/>
+                  </w:tcMar>
+                  <w:vAlign w:val="center"/>
+                </w:tcPr>
+                <w:p>
+                  <w:pPr>
+                    <w:spacing w:after="0" w:before="0"/>
+                  </w:pPr>
+                  <w:r>
+                    <w:rPr>
+                      <w:rFonts w:ascii="Arial" w:cs="Arial" w:eastAsia="Arial" w:hAnsi="Arial"/>
+                      <w:b w:val="false"/>
+                      <w:bCs w:val="false"/>
+                      <w:sz w:val="21"/>
+                      <w:szCs w:val="21"/>
+                    </w:rPr>
+                    <w:t xml:space="preserve"/>
+                  </w:r>
+                </w:p>
+              </w:tc>
+            </w:tr>
+            <w:tr>
+              <w:trPr>
+                <w:cantSplit/>
+                <w:trHeight w:val="360" w:hRule="atLeast"/>
+              </w:trPr>
+              <w:tc>
+                <w:tcPr>
+                  <w:tcW w:type="dxa" w:w="3342"/>
+                  <w:tcBorders>
+                    <w:top w:val="single" w:color="B7C2D1" w:sz="4"/>
+                    <w:left w:val="single" w:color="B7C2D1" w:sz="4"/>
+                    <w:bottom w:val="single" w:color="B7C2D1" w:sz="4"/>
+                    <w:right w:val="single" w:color="B7C2D1" w:sz="4"/>
+                  </w:tcBorders>
+                  <w:shd w:fill="FFFFFF" w:color="auto" w:val="clear"/>
+                  <w:tcMar>
+                    <w:top w:type="dxa" w:w="80"/>
+                    <w:left w:type="dxa" w:w="120"/>
+                    <w:bottom w:type="dxa" w:w="80"/>
+                    <w:right w:type="dxa" w:w="120"/>
+                  </w:tcMar>
+                  <w:vAlign w:val="center"/>
+                </w:tcPr>
+                <w:p>
+                  <w:pPr>
+                    <w:spacing w:after="0" w:before="0"/>
+                  </w:pPr>
+                  <w:r>
+                    <w:rPr>
+                      <w:rFonts w:ascii="Arial" w:cs="Arial" w:eastAsia="Arial" w:hAnsi="Arial"/>
+                      <w:sz w:val="21"/>
+                      <w:szCs w:val="21"/>
+                    </w:rPr>
+                    <w:t xml:space="preserve">Ask the user for two whole numbers, one on each line. Write a function called area that returns the first times the second and holds no print at all. Store what it returns and display one line, area [that value].</w:t>
                   </w:r>
                 </w:p>
               </w:tc>
@@ -4051,7 +4157,113 @@
                       <w:sz w:val="21"/>
                       <w:szCs w:val="21"/>
                     </w:rPr>
-                    <w:t xml:space="preserve">Ask the user for a name and then a whole number mark. Write a function called grade that returns pass for a mark of 40 or more and fail below 40, and a procedure called report that displays [name]: [that word].</w:t>
+                    <w:t xml:space="preserve">Ask the user for a word and then a whole number. Write a function called tag that returns high for a number of 40 or more and low below 40, and a procedure called show that displays [word]: [that returned word]. Use both, and print one line only.</w:t>
+                  </w:r>
+                </w:p>
+              </w:tc>
+              <w:tc>
+                <w:tcPr>
+                  <w:tcW w:type="dxa" w:w="3342"/>
+                  <w:tcBorders>
+                    <w:top w:val="single" w:color="B7C2D1" w:sz="4"/>
+                    <w:left w:val="single" w:color="B7C2D1" w:sz="4"/>
+                    <w:bottom w:val="single" w:color="B7C2D1" w:sz="4"/>
+                    <w:right w:val="single" w:color="B7C2D1" w:sz="4"/>
+                  </w:tcBorders>
+                  <w:shd w:fill="FFFFFF" w:color="auto" w:val="clear"/>
+                  <w:tcMar>
+                    <w:top w:type="dxa" w:w="80"/>
+                    <w:left w:type="dxa" w:w="120"/>
+                    <w:bottom w:type="dxa" w:w="80"/>
+                    <w:right w:type="dxa" w:w="120"/>
+                  </w:tcMar>
+                  <w:vAlign w:val="center"/>
+                </w:tcPr>
+                <w:p>
+                  <w:pPr>
+                    <w:spacing w:after="0" w:before="0"/>
+                  </w:pPr>
+                  <w:r>
+                    <w:rPr>
+                      <w:rFonts w:ascii="Arial" w:cs="Arial" w:eastAsia="Arial" w:hAnsi="Arial"/>
+                      <w:b w:val="false"/>
+                      <w:bCs w:val="false"/>
+                      <w:sz w:val="21"/>
+                      <w:szCs w:val="21"/>
+                    </w:rPr>
+                    <w:t xml:space="preserve">4</w:t>
+                  </w:r>
+                </w:p>
+              </w:tc>
+              <w:tc>
+                <w:tcPr>
+                  <w:tcW w:type="dxa" w:w="3342"/>
+                  <w:tcBorders>
+                    <w:top w:val="single" w:color="B7C2D1" w:sz="4"/>
+                    <w:left w:val="single" w:color="B7C2D1" w:sz="4"/>
+                    <w:bottom w:val="single" w:color="B7C2D1" w:sz="4"/>
+                    <w:right w:val="single" w:color="B7C2D1" w:sz="4"/>
+                  </w:tcBorders>
+                  <w:shd w:fill="FFFFFF" w:color="auto" w:val="clear"/>
+                  <w:tcMar>
+                    <w:top w:type="dxa" w:w="80"/>
+                    <w:left w:type="dxa" w:w="120"/>
+                    <w:bottom w:type="dxa" w:w="80"/>
+                    <w:right w:type="dxa" w:w="120"/>
+                  </w:tcMar>
+                  <w:vAlign w:val="center"/>
+                </w:tcPr>
+                <w:p>
+                  <w:pPr>
+                    <w:spacing w:after="0" w:before="0"/>
+                  </w:pPr>
+                  <w:r>
+                    <w:rPr>
+                      <w:rFonts w:ascii="Arial" w:cs="Arial" w:eastAsia="Arial" w:hAnsi="Arial"/>
+                      <w:b w:val="false"/>
+                      <w:bCs w:val="false"/>
+                      <w:sz w:val="21"/>
+                      <w:szCs w:val="21"/>
+                    </w:rPr>
+                    <w:t xml:space="preserve"/>
+                  </w:r>
+                </w:p>
+              </w:tc>
+            </w:tr>
+            <w:tr>
+              <w:trPr>
+                <w:cantSplit/>
+                <w:trHeight w:val="360" w:hRule="atLeast"/>
+              </w:trPr>
+              <w:tc>
+                <w:tcPr>
+                  <w:tcW w:type="dxa" w:w="3342"/>
+                  <w:tcBorders>
+                    <w:top w:val="single" w:color="B7C2D1" w:sz="4"/>
+                    <w:left w:val="single" w:color="B7C2D1" w:sz="4"/>
+                    <w:bottom w:val="single" w:color="B7C2D1" w:sz="4"/>
+                    <w:right w:val="single" w:color="B7C2D1" w:sz="4"/>
+                  </w:tcBorders>
+                  <w:shd w:fill="FFFFFF" w:color="auto" w:val="clear"/>
+                  <w:tcMar>
+                    <w:top w:type="dxa" w:w="80"/>
+                    <w:left w:type="dxa" w:w="120"/>
+                    <w:bottom w:type="dxa" w:w="80"/>
+                    <w:right w:type="dxa" w:w="120"/>
+                  </w:tcMar>
+                  <w:vAlign w:val="center"/>
+                </w:tcPr>
+                <w:p>
+                  <w:pPr>
+                    <w:spacing w:after="0" w:before="0"/>
+                  </w:pPr>
+                  <w:r>
+                    <w:rPr>
+                      <w:rFonts w:ascii="Arial" w:cs="Arial" w:eastAsia="Arial" w:hAnsi="Arial"/>
+                      <w:sz w:val="21"/>
+                      <w:szCs w:val="21"/>
+                    </w:rPr>
+                    <w:t xml:space="preserve">Ask the user for two whole numbers, one on each line. Write a function called larger that returns the bigger of its two parameters and a procedure called announce that displays largest [that value]. Use both, and print one line only.</w:t>
                   </w:r>
                 </w:p>
               </w:tc>
@@ -4725,7 +4937,7 @@
                       <w:sz w:val="21"/>
                       <w:szCs w:val="21"/>
                     </w:rPr>
-                    <w:t xml:space="preserve">Ask the user for a whole number and keep it in a variable called total. Write a procedure called boost with a local total of its own, set to 99, that prints it. Call boost, then display [the main total].</w:t>
+                    <w:t xml:space="preserve">Ask the user for a whole number and keep it in a variable called total. Write a procedure called boost with a local total of its own, set to 99, that prints it. Call boost, then display [the main total] on the next line.</w:t>
                   </w:r>
                 </w:p>
               </w:tc>
@@ -4831,7 +5043,113 @@
                       <w:sz w:val="21"/>
                       <w:szCs w:val="21"/>
                     </w:rPr>
-                    <w:t xml:space="preserve">Write a procedure called win that adds 3 to a shared score and a procedure called draw that adds 1. Ask the user for the number of rounds, call win and then draw once per round, and display [the final score].</w:t>
+                    <w:t xml:space="preserve">Ask the user for a whole number and keep it in a variable called count. Write a procedure called bump that takes one whole number, adds 1 to its parameter and prints the result. Call bump with count, then display [count] on the next line.</w:t>
+                  </w:r>
+                </w:p>
+              </w:tc>
+              <w:tc>
+                <w:tcPr>
+                  <w:tcW w:type="dxa" w:w="3342"/>
+                  <w:tcBorders>
+                    <w:top w:val="single" w:color="B7C2D1" w:sz="4"/>
+                    <w:left w:val="single" w:color="B7C2D1" w:sz="4"/>
+                    <w:bottom w:val="single" w:color="B7C2D1" w:sz="4"/>
+                    <w:right w:val="single" w:color="B7C2D1" w:sz="4"/>
+                  </w:tcBorders>
+                  <w:shd w:fill="FFFFFF" w:color="auto" w:val="clear"/>
+                  <w:tcMar>
+                    <w:top w:type="dxa" w:w="80"/>
+                    <w:left w:type="dxa" w:w="120"/>
+                    <w:bottom w:type="dxa" w:w="80"/>
+                    <w:right w:type="dxa" w:w="120"/>
+                  </w:tcMar>
+                  <w:vAlign w:val="center"/>
+                </w:tcPr>
+                <w:p>
+                  <w:pPr>
+                    <w:spacing w:after="0" w:before="0"/>
+                  </w:pPr>
+                  <w:r>
+                    <w:rPr>
+                      <w:rFonts w:ascii="Arial" w:cs="Arial" w:eastAsia="Arial" w:hAnsi="Arial"/>
+                      <w:b w:val="false"/>
+                      <w:bCs w:val="false"/>
+                      <w:sz w:val="21"/>
+                      <w:szCs w:val="21"/>
+                    </w:rPr>
+                    <w:t xml:space="preserve">4</w:t>
+                  </w:r>
+                </w:p>
+              </w:tc>
+              <w:tc>
+                <w:tcPr>
+                  <w:tcW w:type="dxa" w:w="3342"/>
+                  <w:tcBorders>
+                    <w:top w:val="single" w:color="B7C2D1" w:sz="4"/>
+                    <w:left w:val="single" w:color="B7C2D1" w:sz="4"/>
+                    <w:bottom w:val="single" w:color="B7C2D1" w:sz="4"/>
+                    <w:right w:val="single" w:color="B7C2D1" w:sz="4"/>
+                  </w:tcBorders>
+                  <w:shd w:fill="FFFFFF" w:color="auto" w:val="clear"/>
+                  <w:tcMar>
+                    <w:top w:type="dxa" w:w="80"/>
+                    <w:left w:type="dxa" w:w="120"/>
+                    <w:bottom w:type="dxa" w:w="80"/>
+                    <w:right w:type="dxa" w:w="120"/>
+                  </w:tcMar>
+                  <w:vAlign w:val="center"/>
+                </w:tcPr>
+                <w:p>
+                  <w:pPr>
+                    <w:spacing w:after="0" w:before="0"/>
+                  </w:pPr>
+                  <w:r>
+                    <w:rPr>
+                      <w:rFonts w:ascii="Arial" w:cs="Arial" w:eastAsia="Arial" w:hAnsi="Arial"/>
+                      <w:b w:val="false"/>
+                      <w:bCs w:val="false"/>
+                      <w:sz w:val="21"/>
+                      <w:szCs w:val="21"/>
+                    </w:rPr>
+                    <w:t xml:space="preserve"/>
+                  </w:r>
+                </w:p>
+              </w:tc>
+            </w:tr>
+            <w:tr>
+              <w:trPr>
+                <w:cantSplit/>
+                <w:trHeight w:val="360" w:hRule="atLeast"/>
+              </w:trPr>
+              <w:tc>
+                <w:tcPr>
+                  <w:tcW w:type="dxa" w:w="3342"/>
+                  <w:tcBorders>
+                    <w:top w:val="single" w:color="B7C2D1" w:sz="4"/>
+                    <w:left w:val="single" w:color="B7C2D1" w:sz="4"/>
+                    <w:bottom w:val="single" w:color="B7C2D1" w:sz="4"/>
+                    <w:right w:val="single" w:color="B7C2D1" w:sz="4"/>
+                  </w:tcBorders>
+                  <w:shd w:fill="FFFFFF" w:color="auto" w:val="clear"/>
+                  <w:tcMar>
+                    <w:top w:type="dxa" w:w="80"/>
+                    <w:left w:type="dxa" w:w="120"/>
+                    <w:bottom w:type="dxa" w:w="80"/>
+                    <w:right w:type="dxa" w:w="120"/>
+                  </w:tcMar>
+                  <w:vAlign w:val="center"/>
+                </w:tcPr>
+                <w:p>
+                  <w:pPr>
+                    <w:spacing w:after="0" w:before="0"/>
+                  </w:pPr>
+                  <w:r>
+                    <w:rPr>
+                      <w:rFonts w:ascii="Arial" w:cs="Arial" w:eastAsia="Arial" w:hAnsi="Arial"/>
+                      <w:sz w:val="21"/>
+                      <w:szCs w:val="21"/>
+                    </w:rPr>
+                    <w:t xml:space="preserve">Write a procedure called up that adds 3 to a shared total and a procedure called down that adds 1 to the same total. Ask the user for a whole number of turns, call up and then down once per turn, and display [the final total] and nothing else.</w:t>
                   </w:r>
                 </w:p>
               </w:tc>
@@ -5505,7 +5823,7 @@
                       <w:sz w:val="21"/>
                       <w:szCs w:val="21"/>
                     </w:rPr>
-                    <w:t xml:space="preserve">Write a function called points that returns 3 for 2 or more goals, 1 for one goal and 0 for none. Ask the user for the number of matches, then that many goal counts, one on each line. Display [the points added up].</w:t>
+                    <w:t xml:space="preserve">Write a function called score that returns 3 for a number of 2 or more, 1 for a number of 1 and 0 for 0. Ask the user for how many numbers there are, then for that many whole numbers, one on each line. Display [everything score hands back, added up] and nothing else.</w:t>
                   </w:r>
                 </w:p>
               </w:tc>
@@ -5611,7 +5929,7 @@
                       <w:sz w:val="21"/>
                       <w:szCs w:val="21"/>
                     </w:rPr>
-                    <w:t xml:space="preserve">Ask the user for a number of nights and then a number of guests. Display nights [the number of nights], then total [the total cost] on the next line.</w:t>
+                    <w:t xml:space="preserve">Ask the user for two whole numbers, one on each line. Write a function called base that returns the first number times 25, a function called whole that calls base and returns what base gave times the second number, plus 10, and a procedure called report that calls whole and displays first [the first number], then whole [that value] on the next line.</w:t>
                   </w:r>
                 </w:p>
               </w:tc>
@@ -6690,7 +7008,7 @@
                 <w:sz w:val="32"/>
                 <w:szCs w:val="32"/>
               </w:rPr>
-              <w:t xml:space="preserve">______ / 49</w:t>
+              <w:t xml:space="preserve">______ / 60</w:t>
             </w:r>
           </w:p>
         </w:tc>
